--- a/en/files/templates/Response_to_Reviewers_Template.docx
+++ b/en/files/templates/Response_to_Reviewers_Template.docx
@@ -343,7 +343,7 @@
               <w:rPr>
                 <w:sz w:val="18"/>
               </w:rPr>
-              <w:t>Wait a day before replying. Then thank the reviewers once, briefly — they worked for free.</w:t>
+              <w:t>Wait a day before replying. Then thank the reviewers once, briefly. They worked for free.</w:t>
             </w:r>
           </w:p>
           <w:p>

--- a/en/files/templates/Response_to_Reviewers_Template.docx
+++ b/en/files/templates/Response_to_Reviewers_Template.docx
@@ -27,7 +27,7 @@
         <w:t>Foundations of Clinical Research</w:t>
       </w:r>
       <w:r>
-        <w:t xml:space="preserve">  ·  Session 8 (8.2) and the peer-review swap after the course · Template version 1.0</w:t>
+        <w:t xml:space="preserve">  ·  Session 8 (8.2) and the individual peer review after the course · Template version 1.0</w:t>
       </w:r>
     </w:p>
     <w:tbl>
